--- a/downloads/student/Unit 01/Handout 01.09 - Nutrient Sort Cards.docx
+++ b/downloads/student/Unit 01/Handout 01.09 - Nutrient Sort Cards.docx
@@ -259,7 +259,7 @@
               <w:t xml:space="preserve"> </w:t>
             </w:r>
             <w:r>
-              <w:t xml:space="preserve">(a green fruit cut in half with the pit)</w:t>
+              <w:t xml:space="preserve">(a green fruit cut in half with the pit) 8</w:t>
             </w:r>
           </w:p>
         </w:tc>
@@ -1113,23 +1113,6 @@
         </w:tc>
       </w:tr>
     </w:tbl>
-    <w:p>
-      <w:pPr>
-        <w:pStyle w:val="BodyText"/>
-      </w:pPr>
-      <w:r>
-        <w:rPr>
-          <w:b/>
-        </w:rPr>
-        <w:t xml:space="preserve">Word bank</w:t>
-      </w:r>
-      <w:r>
-        <w:t xml:space="preserve"> </w:t>
-      </w:r>
-      <w:r>
-        <w:t xml:space="preserve">(for the nutrient names):</w:t>
-      </w:r>
-    </w:p>
     <w:p>
       <w:pPr>
         <w:pStyle w:val="BodyText"/>
